--- a/Устав/_документы/Regulations on the Project Office «Taza Qazaqstan».docx
+++ b/Устав/_документы/Regulations on the Project Office «Taza Qazaqstan».docx
@@ -534,6 +534,7 @@
           <w:szCs w:val="24"/>
           <w:lang w:val="en-GB"/>
         </w:rPr>
+        <w:lastRenderedPageBreak/>
         <w:t>6) building a unified communication environment of the initiative, expanding the mechanisms of public participation, engaging young people, volunteers, business and civil society;</w:t>
       </w:r>
     </w:p>
@@ -802,7 +803,7 @@
           <w:szCs w:val="24"/>
           <w:lang w:val="en-GB"/>
         </w:rPr>
-        <w:t>1) the National Coordinator of the Project Office;</w:t>
+        <w:t>1) the Head of the Project Office;</w:t>
       </w:r>
     </w:p>
     <w:p>
@@ -1134,6 +1135,7 @@
           <w:szCs w:val="24"/>
           <w:lang w:val="en-GB"/>
         </w:rPr>
+        <w:lastRenderedPageBreak/>
         <w:t>2) conducts surveys, focus groups and field work in the regions;</w:t>
       </w:r>
     </w:p>
@@ -1444,29 +1446,83 @@
           <w:szCs w:val="24"/>
           <w:lang w:val="en-GB"/>
         </w:rPr>
-        <w:t>6.1. The Project Office is headed by the National Coordinator, who is appointed to and dismissed from the position by order of the Chief Executive Officer of the Foundation. The National Coordinator reports to the Chief Executive Officer of the Foundation.</w:t>
-      </w:r>
-    </w:p>
-    <w:p>
-      <w:pPr>
-        <w:spacing w:after="0" w:line="240" w:lineRule="auto"/>
-        <w:ind w:firstLine="708"/>
-        <w:jc w:val="both"/>
-        <w:rPr>
-          <w:rFonts w:ascii="Times New Roman" w:hAnsi="Times New Roman" w:cs="Times New Roman"/>
-          <w:sz w:val="24"/>
-          <w:szCs w:val="24"/>
-          <w:lang w:val="en-GB"/>
-        </w:rPr>
-      </w:pPr>
-      <w:r>
-        <w:rPr>
-          <w:rFonts w:ascii="Times New Roman" w:hAnsi="Times New Roman" w:cs="Times New Roman"/>
-          <w:sz w:val="24"/>
-          <w:szCs w:val="24"/>
-          <w:lang w:val="en-GB"/>
-        </w:rPr>
-        <w:t>6.2. The National Coordinator:</w:t>
+        <w:t xml:space="preserve">6.1. </w:t>
+      </w:r>
+      <w:r>
+        <w:rPr>
+          <w:rFonts w:ascii="Times New Roman" w:hAnsi="Times New Roman" w:cs="Times New Roman"/>
+          <w:sz w:val="24"/>
+          <w:szCs w:val="24"/>
+          <w:lang w:val="en-GB"/>
+        </w:rPr>
+        <w:t>The Project Office is headed by the Head of the Project Office (hereinafter – the Head), who</w:t>
+      </w:r>
+      <w:r>
+        <w:rPr>
+          <w:rFonts w:ascii="Times New Roman" w:hAnsi="Times New Roman" w:cs="Times New Roman"/>
+          <w:sz w:val="24"/>
+          <w:szCs w:val="24"/>
+          <w:lang w:val="en-GB"/>
+        </w:rPr>
+        <w:t xml:space="preserve"> is appointed to and dismissed from the position by order of the Chief Executive Officer of the Foundation. </w:t>
+      </w:r>
+      <w:r>
+        <w:rPr>
+          <w:rFonts w:ascii="Times New Roman" w:hAnsi="Times New Roman" w:cs="Times New Roman"/>
+          <w:sz w:val="24"/>
+          <w:szCs w:val="24"/>
+          <w:lang w:val="en-GB"/>
+        </w:rPr>
+        <w:t>The Head</w:t>
+      </w:r>
+      <w:r>
+        <w:rPr>
+          <w:rFonts w:ascii="Times New Roman" w:hAnsi="Times New Roman" w:cs="Times New Roman"/>
+          <w:sz w:val="24"/>
+          <w:szCs w:val="24"/>
+          <w:lang w:val="en-GB"/>
+        </w:rPr>
+        <w:t xml:space="preserve"> reports to the Chief Executive Officer of the Foundation.</w:t>
+      </w:r>
+    </w:p>
+    <w:p>
+      <w:pPr>
+        <w:spacing w:after="0" w:line="240" w:lineRule="auto"/>
+        <w:ind w:firstLine="708"/>
+        <w:jc w:val="both"/>
+        <w:rPr>
+          <w:rFonts w:ascii="Times New Roman" w:hAnsi="Times New Roman" w:cs="Times New Roman"/>
+          <w:sz w:val="24"/>
+          <w:szCs w:val="24"/>
+          <w:lang w:val="en-GB"/>
+        </w:rPr>
+      </w:pPr>
+      <w:r>
+        <w:rPr>
+          <w:rFonts w:ascii="Times New Roman" w:hAnsi="Times New Roman" w:cs="Times New Roman"/>
+          <w:sz w:val="24"/>
+          <w:szCs w:val="24"/>
+          <w:lang w:val="en-GB"/>
+        </w:rPr>
+        <w:t xml:space="preserve">6.2. </w:t>
+      </w:r>
+      <w:r>
+        <w:rPr>
+          <w:rFonts w:ascii="Times New Roman" w:hAnsi="Times New Roman" w:cs="Times New Roman"/>
+          <w:sz w:val="24"/>
+          <w:szCs w:val="24"/>
+          <w:lang w:val="en-GB"/>
+        </w:rPr>
+        <w:t>The Head</w:t>
+      </w:r>
+      <w:r>
+        <w:rPr>
+          <w:rFonts w:ascii="Times New Roman" w:hAnsi="Times New Roman" w:cs="Times New Roman"/>
+          <w:sz w:val="24"/>
+          <w:szCs w:val="24"/>
+          <w:lang w:val="en-GB"/>
+        </w:rPr>
+        <w:t>:</w:t>
       </w:r>
     </w:p>
     <w:p>
@@ -1620,29 +1676,65 @@
           <w:szCs w:val="24"/>
           <w:lang w:val="en-GB"/>
         </w:rPr>
-        <w:t>6.3. The structural units of the Project Office are headed by heads (director of department) reporting to the National Coordinator. Supervision of certain areas of activity of the Project Office may be assigned by order of the Chief Executive Officer of the Foundation to the Deputy Chief Executive Officers.</w:t>
-      </w:r>
-    </w:p>
-    <w:p>
-      <w:pPr>
-        <w:spacing w:after="0" w:line="240" w:lineRule="auto"/>
-        <w:ind w:firstLine="708"/>
-        <w:jc w:val="both"/>
-        <w:rPr>
-          <w:rFonts w:ascii="Times New Roman" w:hAnsi="Times New Roman" w:cs="Times New Roman"/>
-          <w:sz w:val="24"/>
-          <w:szCs w:val="24"/>
-          <w:lang w:val="en-GB"/>
-        </w:rPr>
-      </w:pPr>
-      <w:r>
-        <w:rPr>
-          <w:rFonts w:ascii="Times New Roman" w:hAnsi="Times New Roman" w:cs="Times New Roman"/>
-          <w:sz w:val="24"/>
-          <w:szCs w:val="24"/>
-          <w:lang w:val="en-GB"/>
-        </w:rPr>
-        <w:t>6.4. During the temporary absence of the National Coordinator, his/her duties are performed by an employee of the Project Office appointed by order of the Chief Executive Officer of the Foundation.</w:t>
+        <w:t xml:space="preserve">6.3. The structural units of the Project Office are headed by heads (director of department) reporting to </w:t>
+      </w:r>
+      <w:r>
+        <w:rPr>
+          <w:rFonts w:ascii="Times New Roman" w:hAnsi="Times New Roman" w:cs="Times New Roman"/>
+          <w:sz w:val="24"/>
+          <w:szCs w:val="24"/>
+          <w:lang w:val="en-GB"/>
+        </w:rPr>
+        <w:t>the Head</w:t>
+      </w:r>
+      <w:r>
+        <w:rPr>
+          <w:rFonts w:ascii="Times New Roman" w:hAnsi="Times New Roman" w:cs="Times New Roman"/>
+          <w:sz w:val="24"/>
+          <w:szCs w:val="24"/>
+          <w:lang w:val="en-GB"/>
+        </w:rPr>
+        <w:t>. Supervision of certain areas of activity of the Project Office may be assigned by order of the Chief Executive Officer of the Foundation to the Deputy Chief Executive Officers.</w:t>
+      </w:r>
+    </w:p>
+    <w:p>
+      <w:pPr>
+        <w:spacing w:after="0" w:line="240" w:lineRule="auto"/>
+        <w:ind w:firstLine="708"/>
+        <w:jc w:val="both"/>
+        <w:rPr>
+          <w:rFonts w:ascii="Times New Roman" w:hAnsi="Times New Roman" w:cs="Times New Roman"/>
+          <w:sz w:val="24"/>
+          <w:szCs w:val="24"/>
+          <w:lang w:val="en-GB"/>
+        </w:rPr>
+      </w:pPr>
+      <w:r>
+        <w:rPr>
+          <w:rFonts w:ascii="Times New Roman" w:hAnsi="Times New Roman" w:cs="Times New Roman"/>
+          <w:sz w:val="24"/>
+          <w:szCs w:val="24"/>
+          <w:lang w:val="en-GB"/>
+        </w:rPr>
+        <w:t xml:space="preserve">6.4. During the temporary absence of </w:t>
+      </w:r>
+      <w:r>
+        <w:rPr>
+          <w:rFonts w:ascii="Times New Roman" w:hAnsi="Times New Roman" w:cs="Times New Roman"/>
+          <w:sz w:val="24"/>
+          <w:szCs w:val="24"/>
+          <w:lang w:val="en-GB"/>
+        </w:rPr>
+        <w:t>the Head</w:t>
+      </w:r>
+      <w:r>
+        <w:rPr>
+          <w:rFonts w:ascii="Times New Roman" w:hAnsi="Times New Roman" w:cs="Times New Roman"/>
+          <w:sz w:val="24"/>
+          <w:szCs w:val="24"/>
+          <w:lang w:val="en-GB"/>
+        </w:rPr>
+        <w:t>, his/her duties are performed by an employee of the Project Office appointed by order of the Chief Executive Officer of the Foundation.</w:t>
       </w:r>
     </w:p>
     <w:p>
@@ -1754,6 +1846,7 @@
           <w:szCs w:val="24"/>
           <w:lang w:val="en-GB"/>
         </w:rPr>
+        <w:lastRenderedPageBreak/>
         <w:t>3) the Foundation – organisational, legal and financial platform, methodology and data verification, environmental analytics, international methodologies and partnerships, attraction of extra-budgetary funds.</w:t>
       </w:r>
     </w:p>
@@ -1888,7 +1981,25 @@
           <w:szCs w:val="24"/>
           <w:lang w:val="en-GB"/>
         </w:rPr>
-        <w:t>8.4. The National Coordinator submits to the Chief Executive Officer of the Foundation a quarterly report on the activities of the Project Office and the achievement of key performance indicators. The annual report is included in the annual report on the activities of the Foundation.</w:t>
+        <w:t xml:space="preserve">8.4. </w:t>
+      </w:r>
+      <w:r>
+        <w:rPr>
+          <w:rFonts w:ascii="Times New Roman" w:hAnsi="Times New Roman" w:cs="Times New Roman"/>
+          <w:sz w:val="24"/>
+          <w:szCs w:val="24"/>
+          <w:lang w:val="en-GB"/>
+        </w:rPr>
+        <w:t>The Head</w:t>
+      </w:r>
+      <w:r>
+        <w:rPr>
+          <w:rFonts w:ascii="Times New Roman" w:hAnsi="Times New Roman" w:cs="Times New Roman"/>
+          <w:sz w:val="24"/>
+          <w:szCs w:val="24"/>
+          <w:lang w:val="en-GB"/>
+        </w:rPr>
+        <w:t xml:space="preserve"> submits to the Chief Executive Officer of the Foundation a quarterly report on the activities of the Project Office and the achievement of key performance indicators. The annual report is included in the annual report on the activities of the Foundation.</w:t>
       </w:r>
     </w:p>
     <w:p>
@@ -1956,7 +2067,25 @@
           <w:szCs w:val="24"/>
           <w:lang w:val="en-GB"/>
         </w:rPr>
-        <w:t>9.1. The National Coordinator and the employees of the Project Office are responsible for the proper performance of their duties, the safety of property and the confidentiality of information in accordance with employment contracts, job descriptions and internal documents of the Foundation.</w:t>
+        <w:t xml:space="preserve">9.1. </w:t>
+      </w:r>
+      <w:r>
+        <w:rPr>
+          <w:rFonts w:ascii="Times New Roman" w:hAnsi="Times New Roman" w:cs="Times New Roman"/>
+          <w:sz w:val="24"/>
+          <w:szCs w:val="24"/>
+          <w:lang w:val="en-GB"/>
+        </w:rPr>
+        <w:t>The Head</w:t>
+      </w:r>
+      <w:r>
+        <w:rPr>
+          <w:rFonts w:ascii="Times New Roman" w:hAnsi="Times New Roman" w:cs="Times New Roman"/>
+          <w:sz w:val="24"/>
+          <w:szCs w:val="24"/>
+          <w:lang w:val="en-GB"/>
+        </w:rPr>
+        <w:t xml:space="preserve"> and the employees of the Project Office are responsible for the proper performance of their duties, the safety of property and the confidentiality of information in accordance with employment contracts, job descriptions and internal documents of the Foundation.</w:t>
       </w:r>
     </w:p>
     <w:p>
@@ -2137,7 +2266,7 @@
         <w:rStyle w:val="ab"/>
         <w:noProof/>
       </w:rPr>
-      <w:t>1</w:t>
+      <w:t>4</w:t>
     </w:r>
     <w:r>
       <w:rPr>

--- a/Устав/_документы/Regulations on the Project Office «Taza Qazaqstan».docx
+++ b/Устав/_документы/Regulations on the Project Office «Taza Qazaqstan».docx
@@ -189,6 +189,7 @@
         <w:rPr>
           <w:rFonts w:ascii="Times New Roman" w:hAnsi="Times New Roman" w:cs="Times New Roman"/>
           <w:b/>
+          <w:sz w:val="21"/>
           <w:szCs w:val="24"/>
           <w:lang w:val="en-GB"/>
         </w:rPr>
@@ -197,6 +198,7 @@
         <w:rPr>
           <w:rFonts w:ascii="Times New Roman" w:hAnsi="Times New Roman" w:cs="Times New Roman"/>
           <w:b/>
+          <w:sz w:val="21"/>
           <w:szCs w:val="24"/>
           <w:lang w:val="en-GB"/>
         </w:rPr>
@@ -210,13 +212,15 @@
         <w:jc w:val="both"/>
         <w:rPr>
           <w:rFonts w:ascii="Times New Roman" w:hAnsi="Times New Roman" w:cs="Times New Roman"/>
-          <w:szCs w:val="24"/>
-          <w:lang w:val="en-GB"/>
-        </w:rPr>
-      </w:pPr>
-      <w:r>
-        <w:rPr>
-          <w:rFonts w:ascii="Times New Roman" w:hAnsi="Times New Roman" w:cs="Times New Roman"/>
+          <w:sz w:val="21"/>
+          <w:szCs w:val="24"/>
+          <w:lang w:val="en-GB"/>
+        </w:rPr>
+      </w:pPr>
+      <w:r>
+        <w:rPr>
+          <w:rFonts w:ascii="Times New Roman" w:hAnsi="Times New Roman" w:cs="Times New Roman"/>
+          <w:sz w:val="21"/>
           <w:szCs w:val="24"/>
           <w:lang w:val="en-GB"/>
         </w:rPr>
@@ -230,17 +234,19 @@
         <w:jc w:val="both"/>
         <w:rPr>
           <w:rFonts w:ascii="Times New Roman" w:hAnsi="Times New Roman" w:cs="Times New Roman"/>
-          <w:szCs w:val="24"/>
-          <w:lang w:val="en-GB"/>
-        </w:rPr>
-      </w:pPr>
-      <w:r>
-        <w:rPr>
-          <w:rFonts w:ascii="Times New Roman" w:hAnsi="Times New Roman" w:cs="Times New Roman"/>
-          <w:szCs w:val="24"/>
-          <w:lang w:val="en-GB"/>
-        </w:rPr>
-        <w:t>1.2. The Project Office is not a legal entity. Documents on behalf of the Foundation are signed by the Chief Executive Officer of the Foundation (hereinafter – the CEO) or a person authorised by power of attorney. The Project Office is guided by the acts of the AIFC, the Charter, the By-laws and internal documents of the Foundation and these Regulations.</w:t>
+          <w:sz w:val="21"/>
+          <w:szCs w:val="24"/>
+          <w:lang w:val="en-GB"/>
+        </w:rPr>
+      </w:pPr>
+      <w:r>
+        <w:rPr>
+          <w:rFonts w:ascii="Times New Roman" w:hAnsi="Times New Roman" w:cs="Times New Roman"/>
+          <w:sz w:val="21"/>
+          <w:szCs w:val="24"/>
+          <w:lang w:val="en-GB"/>
+        </w:rPr>
+        <w:t>1.2. The Project Office is not a legal entity. Contracts, financial and other legally significant documents on behalf of the Foundation are signed by the Chief Executive Officer of the Foundation (hereinafter – the CEO) or a person authorised by power of attorney; the Head of the Project Office, as well as deputies and representatives appointed by him/her, may sign letters and requests on matters related to the tasks of the Project Office, except for financial and legal documents and acts. The Project Office is guided by the acts of the AIFC, the Charter, the By-laws and internal documents of the Foundation and these Regulations.</w:t>
       </w:r>
     </w:p>
     <w:p>
@@ -251,6 +257,7 @@
         <w:rPr>
           <w:rFonts w:ascii="Times New Roman" w:hAnsi="Times New Roman" w:cs="Times New Roman"/>
           <w:b/>
+          <w:sz w:val="21"/>
           <w:szCs w:val="24"/>
           <w:lang w:val="en-GB"/>
         </w:rPr>
@@ -259,6 +266,7 @@
         <w:rPr>
           <w:rFonts w:ascii="Times New Roman" w:hAnsi="Times New Roman" w:cs="Times New Roman"/>
           <w:b/>
+          <w:sz w:val="21"/>
           <w:szCs w:val="24"/>
           <w:lang w:val="en-GB"/>
         </w:rPr>
@@ -272,13 +280,15 @@
         <w:jc w:val="both"/>
         <w:rPr>
           <w:rFonts w:ascii="Times New Roman" w:hAnsi="Times New Roman" w:cs="Times New Roman"/>
-          <w:szCs w:val="24"/>
-          <w:lang w:val="en-GB"/>
-        </w:rPr>
-      </w:pPr>
-      <w:r>
-        <w:rPr>
-          <w:rFonts w:ascii="Times New Roman" w:hAnsi="Times New Roman" w:cs="Times New Roman"/>
+          <w:sz w:val="21"/>
+          <w:szCs w:val="24"/>
+          <w:lang w:val="en-GB"/>
+        </w:rPr>
+      </w:pPr>
+      <w:r>
+        <w:rPr>
+          <w:rFonts w:ascii="Times New Roman" w:hAnsi="Times New Roman" w:cs="Times New Roman"/>
+          <w:sz w:val="21"/>
           <w:szCs w:val="24"/>
           <w:lang w:val="en-GB"/>
         </w:rPr>
@@ -293,6 +303,7 @@
         <w:rPr>
           <w:rFonts w:ascii="Times New Roman" w:hAnsi="Times New Roman" w:cs="Times New Roman"/>
           <w:b/>
+          <w:sz w:val="21"/>
           <w:szCs w:val="24"/>
           <w:lang w:val="en-GB"/>
         </w:rPr>
@@ -301,6 +312,7 @@
         <w:rPr>
           <w:rFonts w:ascii="Times New Roman" w:hAnsi="Times New Roman" w:cs="Times New Roman"/>
           <w:b/>
+          <w:sz w:val="21"/>
           <w:szCs w:val="24"/>
           <w:lang w:val="en-GB"/>
         </w:rPr>
@@ -314,13 +326,15 @@
         <w:jc w:val="both"/>
         <w:rPr>
           <w:rFonts w:ascii="Times New Roman" w:hAnsi="Times New Roman" w:cs="Times New Roman"/>
-          <w:szCs w:val="24"/>
-          <w:lang w:val="en-GB"/>
-        </w:rPr>
-      </w:pPr>
-      <w:r>
-        <w:rPr>
-          <w:rFonts w:ascii="Times New Roman" w:hAnsi="Times New Roman" w:cs="Times New Roman"/>
+          <w:sz w:val="21"/>
+          <w:szCs w:val="24"/>
+          <w:lang w:val="en-GB"/>
+        </w:rPr>
+      </w:pPr>
+      <w:r>
+        <w:rPr>
+          <w:rFonts w:ascii="Times New Roman" w:hAnsi="Times New Roman" w:cs="Times New Roman"/>
+          <w:sz w:val="21"/>
           <w:szCs w:val="24"/>
           <w:lang w:val="en-GB"/>
         </w:rPr>
@@ -334,13 +348,15 @@
         <w:jc w:val="both"/>
         <w:rPr>
           <w:rFonts w:ascii="Times New Roman" w:hAnsi="Times New Roman" w:cs="Times New Roman"/>
-          <w:szCs w:val="24"/>
-          <w:lang w:val="en-GB"/>
-        </w:rPr>
-      </w:pPr>
-      <w:r>
-        <w:rPr>
-          <w:rFonts w:ascii="Times New Roman" w:hAnsi="Times New Roman" w:cs="Times New Roman"/>
+          <w:sz w:val="21"/>
+          <w:szCs w:val="24"/>
+          <w:lang w:val="en-GB"/>
+        </w:rPr>
+      </w:pPr>
+      <w:r>
+        <w:rPr>
+          <w:rFonts w:ascii="Times New Roman" w:hAnsi="Times New Roman" w:cs="Times New Roman"/>
+          <w:sz w:val="21"/>
           <w:szCs w:val="24"/>
           <w:lang w:val="en-GB"/>
         </w:rPr>
@@ -354,13 +370,15 @@
         <w:jc w:val="both"/>
         <w:rPr>
           <w:rFonts w:ascii="Times New Roman" w:hAnsi="Times New Roman" w:cs="Times New Roman"/>
-          <w:szCs w:val="24"/>
-          <w:lang w:val="en-GB"/>
-        </w:rPr>
-      </w:pPr>
-      <w:r>
-        <w:rPr>
-          <w:rFonts w:ascii="Times New Roman" w:hAnsi="Times New Roman" w:cs="Times New Roman"/>
+          <w:sz w:val="21"/>
+          <w:szCs w:val="24"/>
+          <w:lang w:val="en-GB"/>
+        </w:rPr>
+      </w:pPr>
+      <w:r>
+        <w:rPr>
+          <w:rFonts w:ascii="Times New Roman" w:hAnsi="Times New Roman" w:cs="Times New Roman"/>
+          <w:sz w:val="21"/>
           <w:szCs w:val="24"/>
           <w:lang w:val="en-GB"/>
         </w:rPr>
@@ -375,6 +393,7 @@
         <w:rPr>
           <w:rFonts w:ascii="Times New Roman" w:hAnsi="Times New Roman" w:cs="Times New Roman"/>
           <w:b/>
+          <w:sz w:val="21"/>
           <w:szCs w:val="24"/>
           <w:lang w:val="en-GB"/>
         </w:rPr>
@@ -383,6 +402,7 @@
         <w:rPr>
           <w:rFonts w:ascii="Times New Roman" w:hAnsi="Times New Roman" w:cs="Times New Roman"/>
           <w:b/>
+          <w:sz w:val="21"/>
           <w:szCs w:val="24"/>
           <w:lang w:val="en-GB"/>
         </w:rPr>
@@ -396,13 +416,15 @@
         <w:jc w:val="both"/>
         <w:rPr>
           <w:rFonts w:ascii="Times New Roman" w:hAnsi="Times New Roman" w:cs="Times New Roman"/>
-          <w:szCs w:val="24"/>
-          <w:lang w:val="en-GB"/>
-        </w:rPr>
-      </w:pPr>
-      <w:r>
-        <w:rPr>
-          <w:rFonts w:ascii="Times New Roman" w:hAnsi="Times New Roman" w:cs="Times New Roman"/>
+          <w:sz w:val="21"/>
+          <w:szCs w:val="24"/>
+          <w:lang w:val="en-GB"/>
+        </w:rPr>
+      </w:pPr>
+      <w:r>
+        <w:rPr>
+          <w:rFonts w:ascii="Times New Roman" w:hAnsi="Times New Roman" w:cs="Times New Roman"/>
+          <w:sz w:val="21"/>
           <w:szCs w:val="24"/>
           <w:lang w:val="en-GB"/>
         </w:rPr>
@@ -416,13 +438,15 @@
         <w:jc w:val="both"/>
         <w:rPr>
           <w:rFonts w:ascii="Times New Roman" w:hAnsi="Times New Roman" w:cs="Times New Roman"/>
-          <w:szCs w:val="24"/>
-          <w:lang w:val="en-GB"/>
-        </w:rPr>
-      </w:pPr>
-      <w:r>
-        <w:rPr>
-          <w:rFonts w:ascii="Times New Roman" w:hAnsi="Times New Roman" w:cs="Times New Roman"/>
+          <w:sz w:val="21"/>
+          <w:szCs w:val="24"/>
+          <w:lang w:val="en-GB"/>
+        </w:rPr>
+      </w:pPr>
+      <w:r>
+        <w:rPr>
+          <w:rFonts w:ascii="Times New Roman" w:hAnsi="Times New Roman" w:cs="Times New Roman"/>
+          <w:sz w:val="21"/>
           <w:szCs w:val="24"/>
           <w:lang w:val="en-GB"/>
         </w:rPr>
@@ -436,13 +460,15 @@
         <w:jc w:val="both"/>
         <w:rPr>
           <w:rFonts w:ascii="Times New Roman" w:hAnsi="Times New Roman" w:cs="Times New Roman"/>
-          <w:szCs w:val="24"/>
-          <w:lang w:val="en-GB"/>
-        </w:rPr>
-      </w:pPr>
-      <w:r>
-        <w:rPr>
-          <w:rFonts w:ascii="Times New Roman" w:hAnsi="Times New Roman" w:cs="Times New Roman"/>
+          <w:sz w:val="21"/>
+          <w:szCs w:val="24"/>
+          <w:lang w:val="en-GB"/>
+        </w:rPr>
+      </w:pPr>
+      <w:r>
+        <w:rPr>
+          <w:rFonts w:ascii="Times New Roman" w:hAnsi="Times New Roman" w:cs="Times New Roman"/>
+          <w:sz w:val="21"/>
           <w:szCs w:val="24"/>
           <w:lang w:val="en-GB"/>
         </w:rPr>
@@ -457,6 +483,7 @@
         <w:rPr>
           <w:rFonts w:ascii="Times New Roman" w:hAnsi="Times New Roman" w:cs="Times New Roman"/>
           <w:b/>
+          <w:sz w:val="21"/>
           <w:szCs w:val="24"/>
           <w:lang w:val="en-GB"/>
         </w:rPr>
@@ -465,6 +492,7 @@
         <w:rPr>
           <w:rFonts w:ascii="Times New Roman" w:hAnsi="Times New Roman" w:cs="Times New Roman"/>
           <w:b/>
+          <w:sz w:val="21"/>
           <w:szCs w:val="24"/>
           <w:lang w:val="en-GB"/>
         </w:rPr>
@@ -478,12 +506,14 @@
         <w:jc w:val="both"/>
         <w:rPr>
           <w:rFonts w:ascii="Times New Roman" w:hAnsi="Times New Roman" w:cs="Times New Roman"/>
-          <w:lang w:val="en-GB"/>
-        </w:rPr>
-      </w:pPr>
-      <w:r>
-        <w:rPr>
-          <w:rFonts w:ascii="Times New Roman" w:hAnsi="Times New Roman" w:cs="Times New Roman"/>
+          <w:sz w:val="21"/>
+          <w:lang w:val="en-GB"/>
+        </w:rPr>
+      </w:pPr>
+      <w:r>
+        <w:rPr>
+          <w:rFonts w:ascii="Times New Roman" w:hAnsi="Times New Roman" w:cs="Times New Roman"/>
+          <w:sz w:val="21"/>
           <w:szCs w:val="24"/>
           <w:lang w:val="en-GB"/>
         </w:rPr>
@@ -492,6 +522,7 @@
       <w:r>
         <w:rPr>
           <w:rFonts w:ascii="Times New Roman" w:hAnsi="Times New Roman" w:cs="Times New Roman"/>
+          <w:sz w:val="21"/>
           <w:lang w:val="en-GB"/>
         </w:rPr>
         <w:t xml:space="preserve"> </w:t>

--- a/Устав/_документы/Regulations on the Project Office «Taza Qazaqstan».docx
+++ b/Устав/_документы/Regulations on the Project Office «Taza Qazaqstan».docx
@@ -120,7 +120,7 @@
           <w:szCs w:val="24"/>
           <w:lang w:val="en-GB"/>
         </w:rPr>
-        <w:t>(Minutes No. ___ dated «___» __________ 2026)</w:t>
+        <w:t>(Minutes No. 13 dated 30 October 2026)</w:t>
       </w:r>
     </w:p>
     <w:p>
@@ -224,7 +224,16 @@
           <w:szCs w:val="24"/>
           <w:lang w:val="en-GB"/>
         </w:rPr>
-        <w:t>1.1. The Project Office «Taza Qazaqstan» (hereinafter – the Project Office) is a structural unit of the Private Foundation «Central Asia Climate Foundation» (hereinafter – the Foundation) for the project, methodological and organisational support of the nationwide initiative «Taza Qazaqstan» (hereinafter – the initiative). It is included in the structure of the Foundation by decision of the Management Council of the Foundation (Minutes No. 13).</w:t>
+        <w:t xml:space="preserve">1.1. The Project Office «Taza Qazaqstan» (hereinafter – the Project Office) is a structural unit of the Private Foundation «Central Asia Climate Foundation» (hereinafter – the Foundation) for the project, methodological and organisational support of the nationwide initiative «Taza Qazaqstan» (hereinafter – the initiative). It is included in the structure of the Foundation by decision of the </w:t>
+      </w:r>
+      <w:r>
+        <w:rPr>
+          <w:rFonts w:ascii="Times New Roman" w:hAnsi="Times New Roman" w:cs="Times New Roman"/>
+          <w:sz w:val="21"/>
+          <w:szCs w:val="24"/>
+          <w:lang w:val="en-GB"/>
+        </w:rPr>
+        <w:t>Management Council of the Foundation (Minutes No. 13 dated 30 October 2026).</w:t>
       </w:r>
     </w:p>
     <w:p>
